--- a/Расчеты/Расчет гидровлической нагрузки.docx
+++ b/Расчеты/Расчет гидровлической нагрузки.docx
@@ -1,6 +1,6 @@
 
 <file path=word/document.xml><?xml version="1.0" encoding="utf-8"?>
-<w:document xmlns:wpc="http://schemas.microsoft.com/office/word/2010/wordprocessingCanvas" xmlns:cx="http://schemas.microsoft.com/office/drawing/2014/chartex" xmlns:cx1="http://schemas.microsoft.com/office/drawing/2015/9/8/chartex" xmlns:cx2="http://schemas.microsoft.com/office/drawing/2015/10/21/chartex" xmlns:cx3="http://schemas.microsoft.com/office/drawing/2016/5/9/chartex" xmlns:cx4="http://schemas.microsoft.com/office/drawing/2016/5/10/chartex" xmlns:cx5="http://schemas.microsoft.com/office/drawing/2016/5/11/chartex" xmlns:cx6="http://schemas.microsoft.com/office/drawing/2016/5/12/chartex" xmlns:cx7="http://schemas.microsoft.com/office/drawing/2016/5/13/chartex" xmlns:cx8="http://schemas.microsoft.com/office/drawing/2016/5/14/chartex" xmlns:mc="http://schemas.openxmlformats.org/markup-compatibility/2006" xmlns:aink="http://schemas.microsoft.com/office/drawing/2016/ink" xmlns:am3d="http://schemas.microsoft.com/office/drawing/2017/model3d" xmlns:o="urn:schemas-microsoft-com:office:office" xmlns:oel="http://schemas.microsoft.com/office/2019/extlst" xmlns:r="http://schemas.openxmlformats.org/officeDocument/2006/relationships" xmlns:m="http://schemas.openxmlformats.org/officeDocument/2006/math" xmlns:v="urn:schemas-microsoft-com:vml" xmlns:wp14="http://schemas.microsoft.com/office/word/2010/wordprocessingDrawing" xmlns:wp="http://schemas.openxmlformats.org/drawingml/2006/wordprocessingDrawing" xmlns:w10="urn:schemas-microsoft-com:office:word" xmlns:w="http://schemas.openxmlformats.org/wordprocessingml/2006/main" xmlns:w14="http://schemas.microsoft.com/office/word/2010/wordml" xmlns:w15="http://schemas.microsoft.com/office/word/2012/wordml" xmlns:w16cex="http://schemas.microsoft.com/office/word/2018/wordml/cex" xmlns:w16cid="http://schemas.microsoft.com/office/word/2016/wordml/cid" xmlns:w16="http://schemas.microsoft.com/office/word/2018/wordml" xmlns:w16du="http://schemas.microsoft.com/office/word/2023/wordml/word16du" xmlns:w16sdtdh="http://schemas.microsoft.com/office/word/2020/wordml/sdtdatahash" xmlns:w16sdtfl="http://schemas.microsoft.com/office/word/2024/wordml/sdtformatlock" xmlns:w16se="http://schemas.microsoft.com/office/word/2015/wordml/symex" xmlns:wpg="http://schemas.microsoft.com/office/word/2010/wordprocessingGroup" xmlns:wpi="http://schemas.microsoft.com/office/word/2010/wordprocessingInk" xmlns:wne="http://schemas.microsoft.com/office/word/2006/wordml" xmlns:wps="http://schemas.microsoft.com/office/word/2010/wordprocessingShape" mc:Ignorable="w14 w15 w16se w16cid w16 w16cex w16sdtdh w16sdtfl w16du wp14">
+<w:document xmlns:wpc="http://schemas.microsoft.com/office/word/2010/wordprocessingCanvas" xmlns:cx="http://schemas.microsoft.com/office/drawing/2014/chartex" xmlns:mc="http://schemas.openxmlformats.org/markup-compatibility/2006" xmlns:o="urn:schemas-microsoft-com:office:office" xmlns:r="http://schemas.openxmlformats.org/officeDocument/2006/relationships" xmlns:m="http://schemas.openxmlformats.org/officeDocument/2006/math" xmlns:v="urn:schemas-microsoft-com:vml" xmlns:wp14="http://schemas.microsoft.com/office/word/2010/wordprocessingDrawing" xmlns:wp="http://schemas.openxmlformats.org/drawingml/2006/wordprocessingDrawing" xmlns:w10="urn:schemas-microsoft-com:office:word" xmlns:w="http://schemas.openxmlformats.org/wordprocessingml/2006/main" xmlns:w14="http://schemas.microsoft.com/office/word/2010/wordml" xmlns:w15="http://schemas.microsoft.com/office/word/2012/wordml" xmlns:w16se="http://schemas.microsoft.com/office/word/2015/wordml/symex" xmlns:wpg="http://schemas.microsoft.com/office/word/2010/wordprocessingGroup" xmlns:wpi="http://schemas.microsoft.com/office/word/2010/wordprocessingInk" xmlns:wne="http://schemas.microsoft.com/office/word/2006/wordml" xmlns:wps="http://schemas.microsoft.com/office/word/2010/wordprocessingShape" mc:Ignorable="w14 w15 w16se wp14">
   <w:body>
     <w:p>
       <w:pPr>
@@ -13,26 +13,16 @@
         <w:rPr>
           <w:rFonts w:ascii="Times New Roman" w:hAnsi="Times New Roman" w:cs="Times New Roman"/>
         </w:rPr>
-        <w:t xml:space="preserve">Расчет гидровлической нагрузки </w:t>
-      </w:r>
-      <w:r>
-        <w:rPr>
-          <w:rFonts w:ascii="Times New Roman" w:hAnsi="Times New Roman" w:cs="Times New Roman"/>
-        </w:rPr>
-        <w:t>Носков</w:t>
-      </w:r>
-      <w:r>
-        <w:rPr>
-          <w:rFonts w:ascii="Times New Roman" w:hAnsi="Times New Roman" w:cs="Times New Roman"/>
-        </w:rPr>
-        <w:t xml:space="preserve"> М.С.</w:t>
-      </w:r>
-      <w:r>
-        <w:rPr>
-          <w:rFonts w:ascii="Times New Roman" w:hAnsi="Times New Roman" w:cs="Times New Roman"/>
-        </w:rPr>
-        <w:t>, Стельмух</w:t>
-      </w:r>
+        <w:t xml:space="preserve">Отчёт по технической части. Носков М.С., </w:t>
+      </w:r>
+      <w:proofErr w:type="spellStart"/>
+      <w:r>
+        <w:rPr>
+          <w:rFonts w:ascii="Times New Roman" w:hAnsi="Times New Roman" w:cs="Times New Roman"/>
+        </w:rPr>
+        <w:t>Стельмух</w:t>
+      </w:r>
+      <w:proofErr w:type="spellEnd"/>
       <w:r>
         <w:rPr>
           <w:rFonts w:ascii="Times New Roman" w:hAnsi="Times New Roman" w:cs="Times New Roman"/>
@@ -50,30 +40,17 @@
         <w:rPr>
           <w:rFonts w:ascii="Times New Roman" w:hAnsi="Times New Roman" w:cs="Times New Roman"/>
         </w:rPr>
-        <w:t>Расчёт давлений:</w:t>
-      </w:r>
-    </w:p>
-    <w:p>
-      <w:pPr>
-        <w:pStyle w:val="a3"/>
-        <w:numPr>
-          <w:ilvl w:val="0"/>
-          <w:numId w:val="5"/>
-        </w:numPr>
-        <w:rPr>
-          <w:rFonts w:ascii="Times New Roman" w:hAnsi="Times New Roman" w:cs="Times New Roman"/>
-        </w:rPr>
-      </w:pPr>
-      <w:r>
-        <w:rPr>
-          <w:rFonts w:ascii="Times New Roman" w:hAnsi="Times New Roman" w:cs="Times New Roman"/>
-        </w:rPr>
-        <w:t>Первостепенно определимся с давлением насоса.</w:t>
-      </w:r>
-    </w:p>
-    <w:p>
-      <w:pPr>
-        <w:ind w:left="360"/>
+        <w:t>Расчёт д</w:t>
+      </w:r>
+      <w:r>
+        <w:rPr>
+          <w:rFonts w:ascii="Times New Roman" w:hAnsi="Times New Roman" w:cs="Times New Roman"/>
+        </w:rPr>
+        <w:t>авлений</w:t>
+      </w:r>
+    </w:p>
+    <w:p>
+      <w:pPr>
         <w:rPr>
           <w:rFonts w:ascii="Times New Roman" w:hAnsi="Times New Roman" w:cs="Times New Roman"/>
           <w:b/>
@@ -84,34 +61,27 @@
           <w:rFonts w:ascii="Times New Roman" w:hAnsi="Times New Roman" w:cs="Times New Roman"/>
           <w:b/>
         </w:rPr>
-        <w:t>Методика расчёта</w:t>
+        <w:t xml:space="preserve"> Методика расчёта на Земле</w:t>
       </w:r>
       <w:r>
         <w:rPr>
           <w:rFonts w:ascii="Times New Roman" w:hAnsi="Times New Roman" w:cs="Times New Roman"/>
           <w:b/>
         </w:rPr>
-        <w:t xml:space="preserve"> на Земле</w:t>
-      </w:r>
-    </w:p>
-    <w:p>
-      <w:pPr>
-        <w:ind w:left="360"/>
-        <w:rPr>
-          <w:rFonts w:ascii="Times New Roman" w:eastAsiaTheme="minorEastAsia" w:hAnsi="Times New Roman" w:cs="Times New Roman"/>
-        </w:rPr>
-      </w:pPr>
-      <w:r>
-        <w:rPr>
-          <w:rFonts w:ascii="Times New Roman" w:hAnsi="Times New Roman" w:cs="Times New Roman"/>
-        </w:rPr>
-        <w:t>*</w:t>
-      </w:r>
-      <w:r>
-        <w:rPr>
-          <w:rFonts w:ascii="Times New Roman" w:hAnsi="Times New Roman" w:cs="Times New Roman"/>
-        </w:rPr>
-        <w:t xml:space="preserve">Основной закон: </w:t>
+        <w:t>:</w:t>
+      </w:r>
+    </w:p>
+    <w:p>
+      <w:pPr>
+        <w:rPr>
+          <w:rFonts w:ascii="Times New Roman" w:hAnsi="Times New Roman" w:cs="Times New Roman"/>
+        </w:rPr>
+      </w:pPr>
+      <w:r>
+        <w:rPr>
+          <w:rFonts w:ascii="Times New Roman" w:hAnsi="Times New Roman" w:cs="Times New Roman"/>
+        </w:rPr>
+        <w:t xml:space="preserve">*Основной закон: </w:t>
       </w:r>
       <m:oMath>
         <m:r>
@@ -124,6 +94,55 @@
     </w:p>
     <w:p>
       <w:pPr>
+        <w:rPr>
+          <w:rFonts w:ascii="Times New Roman" w:hAnsi="Times New Roman" w:cs="Times New Roman"/>
+          <w:i/>
+        </w:rPr>
+      </w:pPr>
+      <w:r>
+        <w:rPr>
+          <w:rFonts w:ascii="Times New Roman" w:hAnsi="Times New Roman" w:cs="Times New Roman"/>
+          <w:i/>
+        </w:rPr>
+        <w:t>(</w:t>
+      </w:r>
+      <w:proofErr w:type="spellStart"/>
+      <w:r>
+        <w:rPr>
+          <w:rFonts w:ascii="Times New Roman" w:hAnsi="Times New Roman" w:cs="Times New Roman"/>
+          <w:i/>
+        </w:rPr>
+        <w:t>м.вд.ст</w:t>
+      </w:r>
+      <w:proofErr w:type="spellEnd"/>
+      <w:r>
+        <w:rPr>
+          <w:rFonts w:ascii="Times New Roman" w:hAnsi="Times New Roman" w:cs="Times New Roman"/>
+          <w:i/>
+        </w:rPr>
+        <w:t xml:space="preserve">.) – не табличная единица измерения, обозначающая давление одного метра столба воды. </w:t>
+      </w:r>
+    </w:p>
+    <w:p>
+      <w:pPr>
+        <w:pStyle w:val="a3"/>
+        <w:numPr>
+          <w:ilvl w:val="0"/>
+          <w:numId w:val="5"/>
+        </w:numPr>
+        <w:rPr>
+          <w:rFonts w:ascii="Times New Roman" w:hAnsi="Times New Roman" w:cs="Times New Roman"/>
+        </w:rPr>
+      </w:pPr>
+      <w:r>
+        <w:rPr>
+          <w:rFonts w:ascii="Times New Roman" w:hAnsi="Times New Roman" w:cs="Times New Roman"/>
+        </w:rPr>
+        <w:t>Первостепенно определимся с давлением насоса.</w:t>
+      </w:r>
+    </w:p>
+    <w:p>
+      <w:pPr>
         <w:ind w:left="360"/>
         <w:rPr>
           <w:rFonts w:ascii="Times New Roman" w:hAnsi="Times New Roman" w:cs="Times New Roman"/>
@@ -132,59 +151,9 @@
       </w:pPr>
       <w:r>
         <w:rPr>
-          <w:rFonts w:ascii="Times New Roman" w:eastAsiaTheme="minorEastAsia" w:hAnsi="Times New Roman" w:cs="Times New Roman"/>
-          <w:i/>
-        </w:rPr>
-        <w:t>(</w:t>
-      </w:r>
-      <w:proofErr w:type="spellStart"/>
-      <w:r>
-        <w:rPr>
-          <w:rFonts w:ascii="Times New Roman" w:eastAsiaTheme="minorEastAsia" w:hAnsi="Times New Roman" w:cs="Times New Roman"/>
-          <w:i/>
-        </w:rPr>
-        <w:t>м.вд.ст</w:t>
-      </w:r>
-      <w:proofErr w:type="spellEnd"/>
-      <w:r>
-        <w:rPr>
-          <w:rFonts w:ascii="Times New Roman" w:eastAsiaTheme="minorEastAsia" w:hAnsi="Times New Roman" w:cs="Times New Roman"/>
-          <w:i/>
-        </w:rPr>
-        <w:t xml:space="preserve">.) – не табличная единица измерения, обозначающая давление одного метра столба воды. </w:t>
-      </w:r>
-    </w:p>
-    <w:p>
-      <w:pPr>
-        <w:ind w:left="360"/>
-        <w:rPr>
-          <w:rFonts w:ascii="Times New Roman" w:hAnsi="Times New Roman" w:cs="Times New Roman"/>
-          <w:i/>
-        </w:rPr>
-      </w:pPr>
-      <w:r>
-        <w:rPr>
-          <w:rFonts w:ascii="Times New Roman" w:hAnsi="Times New Roman" w:cs="Times New Roman"/>
-        </w:rPr>
-        <w:t>Используя закон гидростатики</w:t>
-      </w:r>
-      <w:r>
-        <w:rPr>
-          <w:rFonts w:ascii="Times New Roman" w:hAnsi="Times New Roman" w:cs="Times New Roman"/>
-        </w:rPr>
-        <w:t>*</w:t>
-      </w:r>
-      <w:r>
-        <w:rPr>
-          <w:rFonts w:ascii="Times New Roman" w:hAnsi="Times New Roman" w:cs="Times New Roman"/>
-        </w:rPr>
-        <w:t xml:space="preserve"> определим давление столба жидкости</w:t>
-      </w:r>
-      <w:r>
-        <w:rPr>
-          <w:rFonts w:ascii="Times New Roman" w:hAnsi="Times New Roman" w:cs="Times New Roman"/>
-        </w:rPr>
-        <w:t xml:space="preserve"> в граничном случае, когда при вертикальном положении трубки вода ещё не выходит за её границы. Таким образом предельная высота столба жидкости сост</w:t>
+          <w:rFonts w:ascii="Times New Roman" w:hAnsi="Times New Roman" w:cs="Times New Roman"/>
+        </w:rPr>
+        <w:t>Используя закон гидростатики* определим давление столба жидкости в граничном случае, когда при вертикальном положении трубки вода ещё не выходит за её границы. Таким образом предельная высота столба жидкости сост</w:t>
       </w:r>
       <w:r>
         <w:rPr>
@@ -327,7 +296,7 @@
         <w:rPr>
           <w:rFonts w:ascii="Times New Roman" w:hAnsi="Times New Roman" w:cs="Times New Roman"/>
         </w:rPr>
-        <w:t>3) Оценим давление на одной форсунке. Для этого установим одну форсунку на конце трубки и замерим предельную высоту, при которой на форсунку всё ещё подаётся вода. Таким образом высота столба жидкости составила 2.6 метра, следовательно одна форсунка принимает на себя</w:t>
+        <w:t>3) Оценим давление на одной форсунке. Для этого установим одну форсунку на конце трубки и замерим предельную высоту, при которой на форсунку всё ещё подаётся вода. Таким образом высота столба жидкости составила 2.7 метра, следовательно, одна форсунка принимает на себя</w:t>
       </w:r>
       <w:r>
         <w:rPr>
@@ -354,13 +323,7 @@
         <w:rPr>
           <w:rFonts w:ascii="Times New Roman" w:hAnsi="Times New Roman" w:cs="Times New Roman"/>
         </w:rPr>
-        <w:t xml:space="preserve"> =</w:t>
-      </w:r>
-      <w:r>
-        <w:rPr>
-          <w:rFonts w:ascii="Times New Roman" w:hAnsi="Times New Roman" w:cs="Times New Roman"/>
-        </w:rPr>
-        <w:t xml:space="preserve"> 0.2 </w:t>
+        <w:t xml:space="preserve"> = 0.2 </w:t>
       </w:r>
       <w:proofErr w:type="spellStart"/>
       <w:r>
@@ -404,11 +367,19 @@
         </w:rPr>
         <w:t xml:space="preserve">Из </w:t>
       </w:r>
-      <w:r>
-        <w:rPr>
-          <w:rFonts w:ascii="Times New Roman" w:hAnsi="Times New Roman" w:cs="Times New Roman"/>
-        </w:rPr>
-        <w:t xml:space="preserve">аддитивности давления составим равенство: </w:t>
+      <w:proofErr w:type="spellStart"/>
+      <w:r>
+        <w:rPr>
+          <w:rFonts w:ascii="Times New Roman" w:hAnsi="Times New Roman" w:cs="Times New Roman"/>
+        </w:rPr>
+        <w:t>аддитивности</w:t>
+      </w:r>
+      <w:proofErr w:type="spellEnd"/>
+      <w:r>
+        <w:rPr>
+          <w:rFonts w:ascii="Times New Roman" w:hAnsi="Times New Roman" w:cs="Times New Roman"/>
+        </w:rPr>
+        <w:t xml:space="preserve"> давления составим равенство: </w:t>
       </w:r>
       <m:oMath>
         <m:sSub>
@@ -632,44 +603,909 @@
         <w:ind w:left="360"/>
         <w:rPr>
           <w:rFonts w:ascii="Times New Roman" w:eastAsiaTheme="minorEastAsia" w:hAnsi="Times New Roman" w:cs="Times New Roman"/>
+        </w:rPr>
+      </w:pPr>
+      <w:r>
+        <w:rPr>
+          <w:rFonts w:ascii="Times New Roman" w:eastAsiaTheme="minorEastAsia" w:hAnsi="Times New Roman" w:cs="Times New Roman"/>
+        </w:rPr>
+        <w:t>2.9 = 1.5</w:t>
+      </w:r>
+      <w:r>
+        <w:rPr>
+          <w:rFonts w:ascii="Times New Roman" w:eastAsiaTheme="minorEastAsia" w:hAnsi="Times New Roman" w:cs="Times New Roman"/>
+        </w:rPr>
+        <w:t xml:space="preserve"> </w:t>
+      </w:r>
+      <w:r>
+        <w:rPr>
+          <w:rFonts w:ascii="Times New Roman" w:eastAsiaTheme="minorEastAsia" w:hAnsi="Times New Roman" w:cs="Times New Roman"/>
+        </w:rPr>
+        <w:t>+</w:t>
+      </w:r>
+      <w:r>
+        <w:rPr>
+          <w:rFonts w:ascii="Times New Roman" w:eastAsiaTheme="minorEastAsia" w:hAnsi="Times New Roman" w:cs="Times New Roman"/>
+        </w:rPr>
+        <w:t xml:space="preserve"> </w:t>
+      </w:r>
+      <w:r>
+        <w:rPr>
+          <w:rFonts w:ascii="Times New Roman" w:eastAsiaTheme="minorEastAsia" w:hAnsi="Times New Roman" w:cs="Times New Roman"/>
           <w:lang w:val="en-US"/>
         </w:rPr>
-      </w:pPr>
-      <w:r>
-        <w:rPr>
-          <w:rFonts w:ascii="Times New Roman" w:eastAsiaTheme="minorEastAsia" w:hAnsi="Times New Roman" w:cs="Times New Roman"/>
-        </w:rPr>
-        <w:t>2.9 = 1.5</w:t>
+        <w:t>n</w:t>
+      </w:r>
+      <w:r>
+        <w:rPr>
+          <w:rFonts w:ascii="Times New Roman" w:eastAsiaTheme="minorEastAsia" w:hAnsi="Times New Roman" w:cs="Times New Roman"/>
+        </w:rPr>
+        <w:t xml:space="preserve">*0.2 </w:t>
       </w:r>
       <w:r>
         <w:rPr>
           <w:rFonts w:ascii="Times New Roman" w:eastAsiaTheme="minorEastAsia" w:hAnsi="Times New Roman" w:cs="Times New Roman"/>
           <w:lang w:val="en-US"/>
         </w:rPr>
+        <w:sym w:font="Wingdings" w:char="F0F3"/>
+      </w:r>
+      <w:r>
+        <w:rPr>
+          <w:rFonts w:ascii="Times New Roman" w:eastAsiaTheme="minorEastAsia" w:hAnsi="Times New Roman" w:cs="Times New Roman"/>
+        </w:rPr>
         <w:t xml:space="preserve"> </w:t>
       </w:r>
       <w:r>
         <w:rPr>
           <w:rFonts w:ascii="Times New Roman" w:eastAsiaTheme="minorEastAsia" w:hAnsi="Times New Roman" w:cs="Times New Roman"/>
-        </w:rPr>
-        <w:t>+</w:t>
-      </w:r>
-      <w:r>
-        <w:rPr>
-          <w:rFonts w:ascii="Times New Roman" w:eastAsiaTheme="minorEastAsia" w:hAnsi="Times New Roman" w:cs="Times New Roman"/>
           <w:lang w:val="en-US"/>
         </w:rPr>
-        <w:t xml:space="preserve"> n*0.2; n = 7</w:t>
-      </w:r>
-    </w:p>
+        <w:t>n</w:t>
+      </w:r>
+      <w:r>
+        <w:rPr>
+          <w:rFonts w:ascii="Times New Roman" w:eastAsiaTheme="minorEastAsia" w:hAnsi="Times New Roman" w:cs="Times New Roman"/>
+        </w:rPr>
+        <w:t xml:space="preserve"> = 7</w:t>
+      </w:r>
+    </w:p>
+    <w:p>
+      <w:pPr>
+        <w:rPr>
+          <w:rFonts w:ascii="Times New Roman" w:eastAsiaTheme="minorEastAsia" w:hAnsi="Times New Roman" w:cs="Times New Roman"/>
+        </w:rPr>
+      </w:pPr>
+      <w:r>
+        <w:rPr>
+          <w:rFonts w:ascii="Times New Roman" w:eastAsiaTheme="minorEastAsia" w:hAnsi="Times New Roman" w:cs="Times New Roman"/>
+        </w:rPr>
+        <w:t>Расчёт угла раствора форсунки:</w:t>
+      </w:r>
+    </w:p>
+    <w:p>
+      <w:pPr>
+        <w:rPr>
+          <w:rFonts w:ascii="Times New Roman" w:eastAsiaTheme="minorEastAsia" w:hAnsi="Times New Roman" w:cs="Times New Roman"/>
+        </w:rPr>
+      </w:pPr>
+      <w:r>
+        <w:rPr>
+          <w:rFonts w:ascii="Times New Roman" w:eastAsiaTheme="minorEastAsia" w:hAnsi="Times New Roman" w:cs="Times New Roman"/>
+          <w:b/>
+        </w:rPr>
+        <w:t>Методика расчёта</w:t>
+      </w:r>
+      <w:r>
+        <w:rPr>
+          <w:rFonts w:ascii="Times New Roman" w:eastAsiaTheme="minorEastAsia" w:hAnsi="Times New Roman" w:cs="Times New Roman"/>
+        </w:rPr>
+        <w:t>: эксперимент.</w:t>
+      </w:r>
+    </w:p>
+    <w:p>
+      <w:pPr>
+        <w:pStyle w:val="a3"/>
+        <w:numPr>
+          <w:ilvl w:val="0"/>
+          <w:numId w:val="6"/>
+        </w:numPr>
+        <w:rPr>
+          <w:rFonts w:ascii="Times New Roman" w:eastAsiaTheme="minorEastAsia" w:hAnsi="Times New Roman" w:cs="Times New Roman"/>
+        </w:rPr>
+      </w:pPr>
+      <w:r>
+        <w:rPr>
+          <w:rFonts w:ascii="Times New Roman" w:eastAsiaTheme="minorEastAsia" w:hAnsi="Times New Roman" w:cs="Times New Roman"/>
+        </w:rPr>
+        <w:t>Расположим включённую форсунку на расстоянии 10 см от листа бумаги А4 и замерим диаметр получившегося пятна. Диаметр равен также 10 см.</w:t>
+      </w:r>
+    </w:p>
+    <w:p>
+      <w:pPr>
+        <w:pStyle w:val="a3"/>
+        <w:numPr>
+          <w:ilvl w:val="0"/>
+          <w:numId w:val="6"/>
+        </w:numPr>
+        <w:rPr>
+          <w:rFonts w:ascii="Times New Roman" w:eastAsiaTheme="minorEastAsia" w:hAnsi="Times New Roman" w:cs="Times New Roman"/>
+        </w:rPr>
+      </w:pPr>
+      <w:r>
+        <w:rPr>
+          <w:rFonts w:ascii="Times New Roman" w:eastAsiaTheme="minorEastAsia" w:hAnsi="Times New Roman" w:cs="Times New Roman"/>
+          <w:noProof/>
+          <w:lang w:eastAsia="ru-RU"/>
+        </w:rPr>
+        <w:drawing>
+          <wp:anchor distT="0" distB="0" distL="114300" distR="114300" simplePos="0" relativeHeight="251659264" behindDoc="1" locked="0" layoutInCell="1" allowOverlap="1" wp14:anchorId="6D78F924" wp14:editId="54FAC78C">
+            <wp:simplePos x="0" y="0"/>
+            <wp:positionH relativeFrom="page">
+              <wp:align>center</wp:align>
+            </wp:positionH>
+            <wp:positionV relativeFrom="paragraph">
+              <wp:posOffset>8255</wp:posOffset>
+            </wp:positionV>
+            <wp:extent cx="2128520" cy="1836908"/>
+            <wp:effectExtent l="0" t="0" r="5080" b="0"/>
+            <wp:wrapNone/>
+            <wp:docPr id="1" name="Рисунок 1"/>
+            <wp:cNvGraphicFramePr>
+              <a:graphicFrameLocks xmlns:a="http://schemas.openxmlformats.org/drawingml/2006/main" noChangeAspect="1"/>
+            </wp:cNvGraphicFramePr>
+            <a:graphic xmlns:a="http://schemas.openxmlformats.org/drawingml/2006/main">
+              <a:graphicData uri="http://schemas.openxmlformats.org/drawingml/2006/picture">
+                <pic:pic xmlns:pic="http://schemas.openxmlformats.org/drawingml/2006/picture">
+                  <pic:nvPicPr>
+                    <pic:cNvPr id="0" name="Picture 1"/>
+                    <pic:cNvPicPr>
+                      <a:picLocks noChangeAspect="1" noChangeArrowheads="1"/>
+                    </pic:cNvPicPr>
+                  </pic:nvPicPr>
+                  <pic:blipFill>
+                    <a:blip r:embed="rId5" cstate="print">
+                      <a:extLst>
+                        <a:ext uri="{28A0092B-C50C-407E-A947-70E740481C1C}">
+                          <a14:useLocalDpi xmlns:a14="http://schemas.microsoft.com/office/drawing/2010/main" val="0"/>
+                        </a:ext>
+                      </a:extLst>
+                    </a:blip>
+                    <a:srcRect/>
+                    <a:stretch>
+                      <a:fillRect/>
+                    </a:stretch>
+                  </pic:blipFill>
+                  <pic:spPr bwMode="auto">
+                    <a:xfrm>
+                      <a:off x="0" y="0"/>
+                      <a:ext cx="2128520" cy="1836908"/>
+                    </a:xfrm>
+                    <a:prstGeom prst="rect">
+                      <a:avLst/>
+                    </a:prstGeom>
+                    <a:noFill/>
+                    <a:ln>
+                      <a:noFill/>
+                    </a:ln>
+                  </pic:spPr>
+                </pic:pic>
+              </a:graphicData>
+            </a:graphic>
+            <wp14:sizeRelH relativeFrom="margin">
+              <wp14:pctWidth>0</wp14:pctWidth>
+            </wp14:sizeRelH>
+            <wp14:sizeRelV relativeFrom="margin">
+              <wp14:pctHeight>0</wp14:pctHeight>
+            </wp14:sizeRelV>
+          </wp:anchor>
+        </w:drawing>
+      </w:r>
+      <w:r>
+        <w:rPr>
+          <w:rFonts w:ascii="Times New Roman" w:eastAsiaTheme="minorEastAsia" w:hAnsi="Times New Roman" w:cs="Times New Roman"/>
+        </w:rPr>
+        <w:t>Проиллюстрируем геометрическую интерпретацию результатов эксперимента:</w:t>
+      </w:r>
+    </w:p>
+    <w:p>
+      <w:pPr>
+        <w:pStyle w:val="a3"/>
+        <w:rPr>
+          <w:rFonts w:ascii="Times New Roman" w:eastAsiaTheme="minorEastAsia" w:hAnsi="Times New Roman" w:cs="Times New Roman"/>
+        </w:rPr>
+      </w:pPr>
+    </w:p>
+    <w:p>
+      <w:pPr>
+        <w:pStyle w:val="a3"/>
+        <w:rPr>
+          <w:rFonts w:ascii="Times New Roman" w:eastAsiaTheme="minorEastAsia" w:hAnsi="Times New Roman" w:cs="Times New Roman"/>
+        </w:rPr>
+      </w:pPr>
+    </w:p>
+    <w:p>
+      <w:pPr>
+        <w:pStyle w:val="a3"/>
+        <w:rPr>
+          <w:rFonts w:ascii="Times New Roman" w:eastAsiaTheme="minorEastAsia" w:hAnsi="Times New Roman" w:cs="Times New Roman"/>
+        </w:rPr>
+      </w:pPr>
+    </w:p>
+    <w:p>
+      <w:pPr>
+        <w:pStyle w:val="a3"/>
+        <w:rPr>
+          <w:rFonts w:ascii="Times New Roman" w:eastAsiaTheme="minorEastAsia" w:hAnsi="Times New Roman" w:cs="Times New Roman"/>
+        </w:rPr>
+      </w:pPr>
+    </w:p>
+    <w:p>
+      <w:pPr>
+        <w:pStyle w:val="a3"/>
+        <w:rPr>
+          <w:rFonts w:ascii="Times New Roman" w:eastAsiaTheme="minorEastAsia" w:hAnsi="Times New Roman" w:cs="Times New Roman"/>
+        </w:rPr>
+      </w:pPr>
+    </w:p>
+    <w:p>
+      <w:pPr>
+        <w:pStyle w:val="a3"/>
+        <w:rPr>
+          <w:rFonts w:ascii="Times New Roman" w:eastAsiaTheme="minorEastAsia" w:hAnsi="Times New Roman" w:cs="Times New Roman"/>
+        </w:rPr>
+      </w:pPr>
+    </w:p>
+    <w:p>
+      <w:pPr>
+        <w:pStyle w:val="a3"/>
+        <w:rPr>
+          <w:rFonts w:ascii="Times New Roman" w:eastAsiaTheme="minorEastAsia" w:hAnsi="Times New Roman" w:cs="Times New Roman"/>
+        </w:rPr>
+      </w:pPr>
+    </w:p>
+    <w:p>
+      <w:pPr>
+        <w:pStyle w:val="a3"/>
+        <w:rPr>
+          <w:rFonts w:ascii="Times New Roman" w:eastAsiaTheme="minorEastAsia" w:hAnsi="Times New Roman" w:cs="Times New Roman"/>
+        </w:rPr>
+      </w:pPr>
+    </w:p>
+    <w:p>
+      <w:pPr>
+        <w:pStyle w:val="a3"/>
+        <w:rPr>
+          <w:rFonts w:ascii="Times New Roman" w:eastAsiaTheme="minorEastAsia" w:hAnsi="Times New Roman" w:cs="Times New Roman"/>
+        </w:rPr>
+      </w:pPr>
+    </w:p>
+    <w:p>
+      <w:pPr>
+        <w:pStyle w:val="a3"/>
+        <w:rPr>
+          <w:rFonts w:ascii="Times New Roman" w:eastAsiaTheme="minorEastAsia" w:hAnsi="Times New Roman" w:cs="Times New Roman"/>
+        </w:rPr>
+      </w:pPr>
+    </w:p>
+    <w:p>
+      <w:pPr>
+        <w:pStyle w:val="a3"/>
+        <w:rPr>
+          <w:rFonts w:ascii="Times New Roman" w:eastAsiaTheme="minorEastAsia" w:hAnsi="Times New Roman" w:cs="Times New Roman"/>
+        </w:rPr>
+      </w:pPr>
+      <w:r>
+        <w:rPr>
+          <w:rFonts w:ascii="Times New Roman" w:eastAsiaTheme="minorEastAsia" w:hAnsi="Times New Roman" w:cs="Times New Roman"/>
+        </w:rPr>
+        <w:t xml:space="preserve">Здесь основание треугольника – лист бумаги. Из геометрических соображений находим, что </w:t>
+      </w:r>
+      <m:oMath>
+        <m:r>
+          <w:rPr>
+            <w:rFonts w:ascii="Cambria Math" w:eastAsiaTheme="minorEastAsia" w:hAnsi="Cambria Math" w:cs="Times New Roman"/>
+          </w:rPr>
+          <m:t>α≈53.14</m:t>
+        </m:r>
+      </m:oMath>
+      <w:r>
+        <w:rPr>
+          <w:rFonts w:ascii="Times New Roman" w:eastAsiaTheme="minorEastAsia" w:hAnsi="Times New Roman" w:cs="Times New Roman"/>
+        </w:rPr>
+        <w:t xml:space="preserve"> </w:t>
+      </w:r>
+    </w:p>
+    <w:p>
+      <w:pPr>
+        <w:rPr>
+          <w:rFonts w:ascii="Times New Roman" w:eastAsiaTheme="minorEastAsia" w:hAnsi="Times New Roman" w:cs="Times New Roman"/>
+        </w:rPr>
+      </w:pPr>
+      <w:r>
+        <w:rPr>
+          <w:rFonts w:ascii="Times New Roman" w:eastAsiaTheme="minorEastAsia" w:hAnsi="Times New Roman" w:cs="Times New Roman"/>
+        </w:rPr>
+        <w:t>Расчёт потребления:</w:t>
+      </w:r>
+    </w:p>
+    <w:p>
+      <w:pPr>
+        <w:rPr>
+          <w:rFonts w:ascii="Times New Roman" w:eastAsiaTheme="minorEastAsia" w:hAnsi="Times New Roman" w:cs="Times New Roman"/>
+          <w:b/>
+        </w:rPr>
+      </w:pPr>
+      <w:r>
+        <w:rPr>
+          <w:rFonts w:ascii="Times New Roman" w:eastAsiaTheme="minorEastAsia" w:hAnsi="Times New Roman" w:cs="Times New Roman"/>
+          <w:b/>
+        </w:rPr>
+        <w:t>Методика расчёта</w:t>
+      </w:r>
+      <w:r>
+        <w:rPr>
+          <w:rFonts w:ascii="Times New Roman" w:eastAsiaTheme="minorEastAsia" w:hAnsi="Times New Roman" w:cs="Times New Roman"/>
+          <w:b/>
+        </w:rPr>
+        <w:t>:</w:t>
+      </w:r>
+    </w:p>
+    <w:p>
+      <w:pPr>
+        <w:rPr>
+          <w:rFonts w:ascii="Times New Roman" w:eastAsiaTheme="minorEastAsia" w:hAnsi="Times New Roman" w:cs="Times New Roman"/>
+        </w:rPr>
+      </w:pPr>
+      <w:r>
+        <w:rPr>
+          <w:rFonts w:ascii="Times New Roman" w:eastAsiaTheme="minorEastAsia" w:hAnsi="Times New Roman" w:cs="Times New Roman"/>
+          <w:b/>
+        </w:rPr>
+        <w:t>**</w:t>
+      </w:r>
+      <w:r>
+        <w:rPr>
+          <w:rFonts w:ascii="Times New Roman" w:eastAsiaTheme="minorEastAsia" w:hAnsi="Times New Roman" w:cs="Times New Roman"/>
+        </w:rPr>
+        <w:t xml:space="preserve">Основной закон: </w:t>
+      </w:r>
+      <m:oMath>
+        <m:r>
+          <w:rPr>
+            <w:rFonts w:ascii="Cambria Math" w:eastAsiaTheme="minorEastAsia" w:hAnsi="Cambria Math" w:cs="Times New Roman"/>
+          </w:rPr>
+          <m:t>P=UI</m:t>
+        </m:r>
+      </m:oMath>
+    </w:p>
+    <w:p>
+      <w:pPr>
+        <w:pStyle w:val="a3"/>
+        <w:numPr>
+          <w:ilvl w:val="0"/>
+          <w:numId w:val="7"/>
+        </w:numPr>
+        <w:rPr>
+          <w:rFonts w:ascii="Times New Roman" w:eastAsiaTheme="minorEastAsia" w:hAnsi="Times New Roman" w:cs="Times New Roman"/>
+        </w:rPr>
+      </w:pPr>
+      <w:r>
+        <w:rPr>
+          <w:rFonts w:ascii="Times New Roman" w:eastAsiaTheme="minorEastAsia" w:hAnsi="Times New Roman" w:cs="Times New Roman"/>
+        </w:rPr>
+        <w:t>Рассчитаем общее потребление всех электрических объектов, включённых в установку, исходя из их технических характеристик, указанных производителем, используя закон**</w:t>
+      </w:r>
+    </w:p>
+    <w:p>
+      <w:pPr>
+        <w:pStyle w:val="a3"/>
+        <w:rPr>
+          <w:rFonts w:ascii="Times New Roman" w:eastAsiaTheme="minorEastAsia" w:hAnsi="Times New Roman" w:cs="Times New Roman"/>
+        </w:rPr>
+      </w:pPr>
+    </w:p>
+    <w:tbl>
+      <w:tblPr>
+        <w:tblStyle w:val="a5"/>
+        <w:tblW w:w="0" w:type="auto"/>
+        <w:tblLook w:val="04A0" w:firstRow="1" w:lastRow="0" w:firstColumn="1" w:lastColumn="0" w:noHBand="0" w:noVBand="1"/>
+      </w:tblPr>
+      <w:tblGrid>
+        <w:gridCol w:w="4672"/>
+        <w:gridCol w:w="4673"/>
+      </w:tblGrid>
+      <w:tr>
+        <w:tc>
+          <w:tcPr>
+            <w:tcW w:w="4672" w:type="dxa"/>
+          </w:tcPr>
+          <w:p>
+            <w:pPr>
+              <w:rPr>
+                <w:rFonts w:ascii="Times New Roman" w:eastAsiaTheme="minorEastAsia" w:hAnsi="Times New Roman" w:cs="Times New Roman"/>
+              </w:rPr>
+            </w:pPr>
+            <w:r>
+              <w:rPr>
+                <w:rFonts w:ascii="Times New Roman" w:eastAsiaTheme="minorEastAsia" w:hAnsi="Times New Roman" w:cs="Times New Roman"/>
+              </w:rPr>
+              <w:lastRenderedPageBreak/>
+              <w:t>Объекты, работающие от сети 220 В</w:t>
+            </w:r>
+          </w:p>
+        </w:tc>
+        <w:tc>
+          <w:tcPr>
+            <w:tcW w:w="4673" w:type="dxa"/>
+          </w:tcPr>
+          <w:p>
+            <w:pPr>
+              <w:rPr>
+                <w:rFonts w:ascii="Times New Roman" w:eastAsiaTheme="minorEastAsia" w:hAnsi="Times New Roman" w:cs="Times New Roman"/>
+              </w:rPr>
+            </w:pPr>
+            <w:r>
+              <w:rPr>
+                <w:rFonts w:ascii="Times New Roman" w:eastAsiaTheme="minorEastAsia" w:hAnsi="Times New Roman" w:cs="Times New Roman"/>
+              </w:rPr>
+              <w:t xml:space="preserve">Объекты, работающие от сети </w:t>
+            </w:r>
+            <w:proofErr w:type="spellStart"/>
+            <w:r>
+              <w:rPr>
+                <w:rFonts w:ascii="Times New Roman" w:eastAsiaTheme="minorEastAsia" w:hAnsi="Times New Roman" w:cs="Times New Roman"/>
+              </w:rPr>
+              <w:t>Raspberry</w:t>
+            </w:r>
+            <w:proofErr w:type="spellEnd"/>
+            <w:r>
+              <w:rPr>
+                <w:rFonts w:ascii="Times New Roman" w:eastAsiaTheme="minorEastAsia" w:hAnsi="Times New Roman" w:cs="Times New Roman"/>
+              </w:rPr>
+              <w:t xml:space="preserve"> </w:t>
+            </w:r>
+            <w:proofErr w:type="spellStart"/>
+            <w:r>
+              <w:rPr>
+                <w:rFonts w:ascii="Times New Roman" w:eastAsiaTheme="minorEastAsia" w:hAnsi="Times New Roman" w:cs="Times New Roman"/>
+              </w:rPr>
+              <w:t>pi</w:t>
+            </w:r>
+            <w:proofErr w:type="spellEnd"/>
+            <w:r>
+              <w:rPr>
+                <w:rFonts w:ascii="Times New Roman" w:eastAsiaTheme="minorEastAsia" w:hAnsi="Times New Roman" w:cs="Times New Roman"/>
+              </w:rPr>
+              <w:t xml:space="preserve"> </w:t>
+            </w:r>
+            <w:proofErr w:type="spellStart"/>
+            <w:r>
+              <w:rPr>
+                <w:rFonts w:ascii="Times New Roman" w:eastAsiaTheme="minorEastAsia" w:hAnsi="Times New Roman" w:cs="Times New Roman"/>
+              </w:rPr>
+              <w:t>pico</w:t>
+            </w:r>
+            <w:proofErr w:type="spellEnd"/>
+            <w:r>
+              <w:rPr>
+                <w:rFonts w:ascii="Times New Roman" w:eastAsiaTheme="minorEastAsia" w:hAnsi="Times New Roman" w:cs="Times New Roman"/>
+              </w:rPr>
+              <w:t xml:space="preserve"> 5</w:t>
+            </w:r>
+            <w:r>
+              <w:rPr>
+                <w:rFonts w:ascii="Times New Roman" w:eastAsiaTheme="minorEastAsia" w:hAnsi="Times New Roman" w:cs="Times New Roman"/>
+              </w:rPr>
+              <w:t xml:space="preserve"> В</w:t>
+            </w:r>
+          </w:p>
+        </w:tc>
+      </w:tr>
+      <w:tr>
+        <w:tc>
+          <w:tcPr>
+            <w:tcW w:w="4672" w:type="dxa"/>
+          </w:tcPr>
+          <w:p>
+            <w:pPr>
+              <w:rPr>
+                <w:rFonts w:ascii="Times New Roman" w:eastAsiaTheme="minorEastAsia" w:hAnsi="Times New Roman" w:cs="Times New Roman"/>
+              </w:rPr>
+            </w:pPr>
+            <w:r>
+              <w:rPr>
+                <w:rFonts w:ascii="Times New Roman" w:eastAsiaTheme="minorEastAsia" w:hAnsi="Times New Roman" w:cs="Times New Roman"/>
+              </w:rPr>
+              <w:t>Лампы (6):</w:t>
+            </w:r>
+            <w:r>
+              <w:rPr>
+                <w:rFonts w:ascii="Times New Roman" w:eastAsiaTheme="minorEastAsia" w:hAnsi="Times New Roman" w:cs="Times New Roman"/>
+                <w:lang w:val="en-US"/>
+              </w:rPr>
+              <w:t xml:space="preserve"> 108 </w:t>
+            </w:r>
+            <w:r>
+              <w:rPr>
+                <w:rFonts w:ascii="Times New Roman" w:eastAsiaTheme="minorEastAsia" w:hAnsi="Times New Roman" w:cs="Times New Roman"/>
+              </w:rPr>
+              <w:t>Вт, 0.49 А</w:t>
+            </w:r>
+          </w:p>
+        </w:tc>
+        <w:tc>
+          <w:tcPr>
+            <w:tcW w:w="4673" w:type="dxa"/>
+          </w:tcPr>
+          <w:p>
+            <w:pPr>
+              <w:rPr>
+                <w:rFonts w:ascii="Times New Roman" w:eastAsiaTheme="minorEastAsia" w:hAnsi="Times New Roman" w:cs="Times New Roman"/>
+              </w:rPr>
+            </w:pPr>
+            <w:r>
+              <w:rPr>
+                <w:rFonts w:ascii="Times New Roman" w:eastAsiaTheme="minorEastAsia" w:hAnsi="Times New Roman" w:cs="Times New Roman"/>
+              </w:rPr>
+              <w:t>Датчик освещения: 0.075 Вт, 15 мА</w:t>
+            </w:r>
+          </w:p>
+        </w:tc>
+      </w:tr>
+      <w:tr>
+        <w:tc>
+          <w:tcPr>
+            <w:tcW w:w="4672" w:type="dxa"/>
+          </w:tcPr>
+          <w:p>
+            <w:pPr>
+              <w:rPr>
+                <w:rFonts w:ascii="Times New Roman" w:eastAsiaTheme="minorEastAsia" w:hAnsi="Times New Roman" w:cs="Times New Roman"/>
+              </w:rPr>
+            </w:pPr>
+            <w:r>
+              <w:rPr>
+                <w:rFonts w:ascii="Times New Roman" w:eastAsiaTheme="minorEastAsia" w:hAnsi="Times New Roman" w:cs="Times New Roman"/>
+              </w:rPr>
+              <w:t>Насос: 100 Вт, 0.45 А</w:t>
+            </w:r>
+          </w:p>
+        </w:tc>
+        <w:tc>
+          <w:tcPr>
+            <w:tcW w:w="4673" w:type="dxa"/>
+          </w:tcPr>
+          <w:p>
+            <w:pPr>
+              <w:rPr>
+                <w:rFonts w:ascii="Times New Roman" w:eastAsiaTheme="minorEastAsia" w:hAnsi="Times New Roman" w:cs="Times New Roman"/>
+              </w:rPr>
+            </w:pPr>
+            <w:r>
+              <w:rPr>
+                <w:rFonts w:ascii="Times New Roman" w:eastAsiaTheme="minorEastAsia" w:hAnsi="Times New Roman" w:cs="Times New Roman"/>
+              </w:rPr>
+              <w:t>Датчик погружения: 0.1 Вт, 20 мА</w:t>
+            </w:r>
+          </w:p>
+        </w:tc>
+      </w:tr>
+      <w:tr>
+        <w:tc>
+          <w:tcPr>
+            <w:tcW w:w="4672" w:type="dxa"/>
+          </w:tcPr>
+          <w:p>
+            <w:pPr>
+              <w:rPr>
+                <w:rFonts w:ascii="Times New Roman" w:eastAsiaTheme="minorEastAsia" w:hAnsi="Times New Roman" w:cs="Times New Roman"/>
+              </w:rPr>
+            </w:pPr>
+            <w:r>
+              <w:rPr>
+                <w:rFonts w:ascii="Times New Roman" w:eastAsiaTheme="minorEastAsia" w:hAnsi="Times New Roman" w:cs="Times New Roman"/>
+              </w:rPr>
+              <w:t>Вентилятор: 15 Вт, 0.068 А</w:t>
+            </w:r>
+          </w:p>
+        </w:tc>
+        <w:tc>
+          <w:tcPr>
+            <w:tcW w:w="4673" w:type="dxa"/>
+          </w:tcPr>
+          <w:p>
+            <w:pPr>
+              <w:rPr>
+                <w:rFonts w:ascii="Times New Roman" w:eastAsiaTheme="minorEastAsia" w:hAnsi="Times New Roman" w:cs="Times New Roman"/>
+              </w:rPr>
+            </w:pPr>
+            <w:r>
+              <w:rPr>
+                <w:rFonts w:ascii="Times New Roman" w:eastAsiaTheme="minorEastAsia" w:hAnsi="Times New Roman" w:cs="Times New Roman"/>
+              </w:rPr>
+              <w:t>Экран: 1 Вт, 0.2 А</w:t>
+            </w:r>
+          </w:p>
+        </w:tc>
+      </w:tr>
+      <w:tr>
+        <w:tc>
+          <w:tcPr>
+            <w:tcW w:w="4672" w:type="dxa"/>
+          </w:tcPr>
+          <w:p>
+            <w:pPr>
+              <w:rPr>
+                <w:rFonts w:ascii="Times New Roman" w:eastAsiaTheme="minorEastAsia" w:hAnsi="Times New Roman" w:cs="Times New Roman"/>
+              </w:rPr>
+            </w:pPr>
+            <w:r>
+              <w:rPr>
+                <w:rFonts w:ascii="Times New Roman" w:eastAsiaTheme="minorEastAsia" w:hAnsi="Times New Roman" w:cs="Times New Roman"/>
+              </w:rPr>
+              <w:t>УФ-лампа: 13 Вт, 0.059 А</w:t>
+            </w:r>
+          </w:p>
+        </w:tc>
+        <w:tc>
+          <w:tcPr>
+            <w:tcW w:w="4673" w:type="dxa"/>
+          </w:tcPr>
+          <w:p>
+            <w:pPr>
+              <w:rPr>
+                <w:rFonts w:ascii="Times New Roman" w:eastAsiaTheme="minorEastAsia" w:hAnsi="Times New Roman" w:cs="Times New Roman"/>
+              </w:rPr>
+            </w:pPr>
+            <w:proofErr w:type="spellStart"/>
+            <w:r>
+              <w:rPr>
+                <w:rFonts w:ascii="Times New Roman" w:eastAsiaTheme="minorEastAsia" w:hAnsi="Times New Roman" w:cs="Times New Roman"/>
+              </w:rPr>
+              <w:t>Энкодер</w:t>
+            </w:r>
+            <w:proofErr w:type="spellEnd"/>
+            <w:r>
+              <w:rPr>
+                <w:rFonts w:ascii="Times New Roman" w:eastAsiaTheme="minorEastAsia" w:hAnsi="Times New Roman" w:cs="Times New Roman"/>
+              </w:rPr>
+              <w:t>: 0.1 Вт, 20 мА</w:t>
+            </w:r>
+          </w:p>
+        </w:tc>
+      </w:tr>
+      <w:tr>
+        <w:tc>
+          <w:tcPr>
+            <w:tcW w:w="4672" w:type="dxa"/>
+          </w:tcPr>
+          <w:p>
+            <w:pPr>
+              <w:rPr>
+                <w:rFonts w:ascii="Times New Roman" w:eastAsiaTheme="minorEastAsia" w:hAnsi="Times New Roman" w:cs="Times New Roman"/>
+              </w:rPr>
+            </w:pPr>
+          </w:p>
+        </w:tc>
+        <w:tc>
+          <w:tcPr>
+            <w:tcW w:w="4673" w:type="dxa"/>
+          </w:tcPr>
+          <w:p>
+            <w:pPr>
+              <w:rPr>
+                <w:rFonts w:ascii="Times New Roman" w:eastAsiaTheme="minorEastAsia" w:hAnsi="Times New Roman" w:cs="Times New Roman"/>
+              </w:rPr>
+            </w:pPr>
+            <w:r>
+              <w:rPr>
+                <w:rFonts w:ascii="Times New Roman" w:eastAsiaTheme="minorEastAsia" w:hAnsi="Times New Roman" w:cs="Times New Roman"/>
+              </w:rPr>
+              <w:t>Модуль реле: 0.2 Вт, 40 мА</w:t>
+            </w:r>
+          </w:p>
+        </w:tc>
+      </w:tr>
+      <w:tr>
+        <w:tc>
+          <w:tcPr>
+            <w:tcW w:w="4672" w:type="dxa"/>
+          </w:tcPr>
+          <w:p>
+            <w:pPr>
+              <w:rPr>
+                <w:rFonts w:ascii="Times New Roman" w:eastAsiaTheme="minorEastAsia" w:hAnsi="Times New Roman" w:cs="Times New Roman"/>
+              </w:rPr>
+            </w:pPr>
+          </w:p>
+        </w:tc>
+        <w:tc>
+          <w:tcPr>
+            <w:tcW w:w="4673" w:type="dxa"/>
+          </w:tcPr>
+          <w:p>
+            <w:pPr>
+              <w:rPr>
+                <w:rFonts w:ascii="Times New Roman" w:eastAsiaTheme="minorEastAsia" w:hAnsi="Times New Roman" w:cs="Times New Roman"/>
+              </w:rPr>
+            </w:pPr>
+            <w:proofErr w:type="spellStart"/>
+            <w:r>
+              <w:rPr>
+                <w:rFonts w:ascii="Times New Roman" w:eastAsiaTheme="minorEastAsia" w:hAnsi="Times New Roman" w:cs="Times New Roman"/>
+                <w:lang w:val="en-US"/>
+              </w:rPr>
+              <w:t>Rpi</w:t>
+            </w:r>
+            <w:proofErr w:type="spellEnd"/>
+            <w:r>
+              <w:rPr>
+                <w:rFonts w:ascii="Times New Roman" w:eastAsiaTheme="minorEastAsia" w:hAnsi="Times New Roman" w:cs="Times New Roman"/>
+                <w:lang w:val="en-US"/>
+              </w:rPr>
+              <w:t xml:space="preserve"> </w:t>
+            </w:r>
+            <w:proofErr w:type="spellStart"/>
+            <w:r>
+              <w:rPr>
+                <w:rFonts w:ascii="Times New Roman" w:eastAsiaTheme="minorEastAsia" w:hAnsi="Times New Roman" w:cs="Times New Roman"/>
+                <w:lang w:val="en-US"/>
+              </w:rPr>
+              <w:t>pico</w:t>
+            </w:r>
+            <w:proofErr w:type="spellEnd"/>
+            <w:r>
+              <w:rPr>
+                <w:rFonts w:ascii="Times New Roman" w:eastAsiaTheme="minorEastAsia" w:hAnsi="Times New Roman" w:cs="Times New Roman"/>
+                <w:lang w:val="en-US"/>
+              </w:rPr>
+              <w:t>:</w:t>
+            </w:r>
+            <w:r>
+              <w:rPr>
+                <w:rFonts w:ascii="Times New Roman" w:eastAsiaTheme="minorEastAsia" w:hAnsi="Times New Roman" w:cs="Times New Roman"/>
+              </w:rPr>
+              <w:t xml:space="preserve"> 0.7 Вт, 140 мА</w:t>
+            </w:r>
+          </w:p>
+        </w:tc>
+      </w:tr>
+      <w:tr>
+        <w:tc>
+          <w:tcPr>
+            <w:tcW w:w="4672" w:type="dxa"/>
+          </w:tcPr>
+          <w:p>
+            <w:pPr>
+              <w:rPr>
+                <w:rFonts w:ascii="Times New Roman" w:eastAsiaTheme="minorEastAsia" w:hAnsi="Times New Roman" w:cs="Times New Roman"/>
+              </w:rPr>
+            </w:pPr>
+            <w:r>
+              <w:rPr>
+                <w:rFonts w:ascii="Times New Roman" w:eastAsiaTheme="minorEastAsia" w:hAnsi="Times New Roman" w:cs="Times New Roman"/>
+              </w:rPr>
+              <w:t xml:space="preserve">Итого: </w:t>
+            </w:r>
+            <w:r>
+              <w:rPr>
+                <w:rFonts w:ascii="Times New Roman" w:eastAsiaTheme="minorEastAsia" w:hAnsi="Times New Roman" w:cs="Times New Roman"/>
+                <w:lang w:val="en-US"/>
+              </w:rPr>
+              <w:t>P</w:t>
+            </w:r>
+            <w:r>
+              <w:rPr>
+                <w:rFonts w:ascii="Times New Roman" w:eastAsiaTheme="minorEastAsia" w:hAnsi="Times New Roman" w:cs="Times New Roman"/>
+                <w:vertAlign w:val="subscript"/>
+              </w:rPr>
+              <w:t>общ</w:t>
+            </w:r>
+            <w:r>
+              <w:rPr>
+                <w:rFonts w:ascii="Times New Roman" w:eastAsiaTheme="minorEastAsia" w:hAnsi="Times New Roman" w:cs="Times New Roman"/>
+              </w:rPr>
+              <w:t xml:space="preserve">= 136 Вт, </w:t>
+            </w:r>
+            <w:r>
+              <w:rPr>
+                <w:rFonts w:ascii="Times New Roman" w:eastAsiaTheme="minorEastAsia" w:hAnsi="Times New Roman" w:cs="Times New Roman"/>
+                <w:lang w:val="en-US"/>
+              </w:rPr>
+              <w:t>I</w:t>
+            </w:r>
+            <w:r>
+              <w:rPr>
+                <w:rFonts w:ascii="Times New Roman" w:eastAsiaTheme="minorEastAsia" w:hAnsi="Times New Roman" w:cs="Times New Roman"/>
+                <w:vertAlign w:val="subscript"/>
+              </w:rPr>
+              <w:t>общ</w:t>
+            </w:r>
+            <w:r>
+              <w:rPr>
+                <w:rFonts w:ascii="Times New Roman" w:eastAsiaTheme="minorEastAsia" w:hAnsi="Times New Roman" w:cs="Times New Roman"/>
+              </w:rPr>
+              <w:t>= 0.618 А</w:t>
+            </w:r>
+          </w:p>
+        </w:tc>
+        <w:tc>
+          <w:tcPr>
+            <w:tcW w:w="4673" w:type="dxa"/>
+          </w:tcPr>
+          <w:p>
+            <w:pPr>
+              <w:rPr>
+                <w:rFonts w:ascii="Times New Roman" w:eastAsiaTheme="minorEastAsia" w:hAnsi="Times New Roman" w:cs="Times New Roman"/>
+              </w:rPr>
+            </w:pPr>
+            <w:r>
+              <w:rPr>
+                <w:rFonts w:ascii="Times New Roman" w:eastAsiaTheme="minorEastAsia" w:hAnsi="Times New Roman" w:cs="Times New Roman"/>
+              </w:rPr>
+              <w:t xml:space="preserve">Итого: </w:t>
+            </w:r>
+            <w:r>
+              <w:rPr>
+                <w:rFonts w:ascii="Times New Roman" w:eastAsiaTheme="minorEastAsia" w:hAnsi="Times New Roman" w:cs="Times New Roman"/>
+                <w:lang w:val="en-US"/>
+              </w:rPr>
+              <w:t>P</w:t>
+            </w:r>
+            <w:r>
+              <w:rPr>
+                <w:rFonts w:ascii="Times New Roman" w:eastAsiaTheme="minorEastAsia" w:hAnsi="Times New Roman" w:cs="Times New Roman"/>
+                <w:vertAlign w:val="subscript"/>
+              </w:rPr>
+              <w:t>общ</w:t>
+            </w:r>
+            <w:r>
+              <w:rPr>
+                <w:rFonts w:ascii="Times New Roman" w:eastAsiaTheme="minorEastAsia" w:hAnsi="Times New Roman" w:cs="Times New Roman"/>
+              </w:rPr>
+              <w:t xml:space="preserve">= 2.175 Вт, </w:t>
+            </w:r>
+            <w:r>
+              <w:rPr>
+                <w:rFonts w:ascii="Times New Roman" w:eastAsiaTheme="minorEastAsia" w:hAnsi="Times New Roman" w:cs="Times New Roman"/>
+                <w:lang w:val="en-US"/>
+              </w:rPr>
+              <w:t>I</w:t>
+            </w:r>
+            <w:r>
+              <w:rPr>
+                <w:rFonts w:ascii="Times New Roman" w:eastAsiaTheme="minorEastAsia" w:hAnsi="Times New Roman" w:cs="Times New Roman"/>
+                <w:vertAlign w:val="subscript"/>
+              </w:rPr>
+              <w:t>общ</w:t>
+            </w:r>
+            <w:r>
+              <w:rPr>
+                <w:rFonts w:ascii="Times New Roman" w:eastAsiaTheme="minorEastAsia" w:hAnsi="Times New Roman" w:cs="Times New Roman"/>
+              </w:rPr>
+              <w:t>=  0.435 А</w:t>
+            </w:r>
+          </w:p>
+        </w:tc>
+      </w:tr>
+    </w:tbl>
     <w:p>
       <w:pPr>
         <w:ind w:left="360"/>
         <w:rPr>
           <w:rFonts w:ascii="Times New Roman" w:hAnsi="Times New Roman" w:cs="Times New Roman"/>
-          <w:lang w:val="en-US"/>
-        </w:rPr>
-      </w:pPr>
+        </w:rPr>
+      </w:pPr>
+    </w:p>
+    <w:p>
+      <w:pPr>
+        <w:ind w:left="360"/>
+        <w:rPr>
+          <w:rFonts w:ascii="Times New Roman" w:hAnsi="Times New Roman" w:cs="Times New Roman"/>
+        </w:rPr>
+      </w:pPr>
+      <w:bookmarkStart w:id="0" w:name="_GoBack"/>
+      <w:bookmarkEnd w:id="0"/>
     </w:p>
     <w:sectPr>
       <w:pgSz w:w="11906" w:h="16838"/>
@@ -682,8 +1518,97 @@
 </file>
 
 <file path=word/numbering.xml><?xml version="1.0" encoding="utf-8"?>
-<w:numbering xmlns:wpc="http://schemas.microsoft.com/office/word/2010/wordprocessingCanvas" xmlns:cx="http://schemas.microsoft.com/office/drawing/2014/chartex" xmlns:cx1="http://schemas.microsoft.com/office/drawing/2015/9/8/chartex" xmlns:cx2="http://schemas.microsoft.com/office/drawing/2015/10/21/chartex" xmlns:cx3="http://schemas.microsoft.com/office/drawing/2016/5/9/chartex" xmlns:cx4="http://schemas.microsoft.com/office/drawing/2016/5/10/chartex" xmlns:cx5="http://schemas.microsoft.com/office/drawing/2016/5/11/chartex" xmlns:cx6="http://schemas.microsoft.com/office/drawing/2016/5/12/chartex" xmlns:cx7="http://schemas.microsoft.com/office/drawing/2016/5/13/chartex" xmlns:cx8="http://schemas.microsoft.com/office/drawing/2016/5/14/chartex" xmlns:mc="http://schemas.openxmlformats.org/markup-compatibility/2006" xmlns:aink="http://schemas.microsoft.com/office/drawing/2016/ink" xmlns:am3d="http://schemas.microsoft.com/office/drawing/2017/model3d" xmlns:o="urn:schemas-microsoft-com:office:office" xmlns:oel="http://schemas.microsoft.com/office/2019/extlst" xmlns:r="http://schemas.openxmlformats.org/officeDocument/2006/relationships" xmlns:m="http://schemas.openxmlformats.org/officeDocument/2006/math" xmlns:v="urn:schemas-microsoft-com:vml" xmlns:wp14="http://schemas.microsoft.com/office/word/2010/wordprocessingDrawing" xmlns:wp="http://schemas.openxmlformats.org/drawingml/2006/wordprocessingDrawing" xmlns:w10="urn:schemas-microsoft-com:office:word" xmlns:w="http://schemas.openxmlformats.org/wordprocessingml/2006/main" xmlns:w14="http://schemas.microsoft.com/office/word/2010/wordml" xmlns:w15="http://schemas.microsoft.com/office/word/2012/wordml" xmlns:w16cex="http://schemas.microsoft.com/office/word/2018/wordml/cex" xmlns:w16cid="http://schemas.microsoft.com/office/word/2016/wordml/cid" xmlns:w16="http://schemas.microsoft.com/office/word/2018/wordml" xmlns:w16du="http://schemas.microsoft.com/office/word/2023/wordml/word16du" xmlns:w16sdtdh="http://schemas.microsoft.com/office/word/2020/wordml/sdtdatahash" xmlns:w16sdtfl="http://schemas.microsoft.com/office/word/2024/wordml/sdtformatlock" xmlns:w16se="http://schemas.microsoft.com/office/word/2015/wordml/symex" xmlns:wpg="http://schemas.microsoft.com/office/word/2010/wordprocessingGroup" xmlns:wpi="http://schemas.microsoft.com/office/word/2010/wordprocessingInk" xmlns:wne="http://schemas.microsoft.com/office/word/2006/wordml" xmlns:wps="http://schemas.microsoft.com/office/word/2010/wordprocessingShape" mc:Ignorable="w14 w15 w16se w16cid w16 w16cex w16sdtdh w16sdtfl w16du wp14">
+<w:numbering xmlns:wpc="http://schemas.microsoft.com/office/word/2010/wordprocessingCanvas" xmlns:cx="http://schemas.microsoft.com/office/drawing/2014/chartex" xmlns:mc="http://schemas.openxmlformats.org/markup-compatibility/2006" xmlns:o="urn:schemas-microsoft-com:office:office" xmlns:r="http://schemas.openxmlformats.org/officeDocument/2006/relationships" xmlns:m="http://schemas.openxmlformats.org/officeDocument/2006/math" xmlns:v="urn:schemas-microsoft-com:vml" xmlns:wp14="http://schemas.microsoft.com/office/word/2010/wordprocessingDrawing" xmlns:wp="http://schemas.openxmlformats.org/drawingml/2006/wordprocessingDrawing" xmlns:w10="urn:schemas-microsoft-com:office:word" xmlns:w="http://schemas.openxmlformats.org/wordprocessingml/2006/main" xmlns:w14="http://schemas.microsoft.com/office/word/2010/wordml" xmlns:w15="http://schemas.microsoft.com/office/word/2012/wordml" xmlns:w16se="http://schemas.microsoft.com/office/word/2015/wordml/symex" xmlns:wpg="http://schemas.microsoft.com/office/word/2010/wordprocessingGroup" xmlns:wpi="http://schemas.microsoft.com/office/word/2010/wordprocessingInk" xmlns:wne="http://schemas.microsoft.com/office/word/2006/wordml" xmlns:wps="http://schemas.microsoft.com/office/word/2010/wordprocessingShape" mc:Ignorable="w14 w15 w16se wp14">
   <w:abstractNum w:abstractNumId="0" w15:restartNumberingAfterBreak="0">
+    <w:nsid w:val="0BD10463"/>
+    <w:multiLevelType w:val="hybridMultilevel"/>
+    <w:tmpl w:val="6D084A3C"/>
+    <w:lvl w:ilvl="0" w:tplc="04190011">
+      <w:start w:val="1"/>
+      <w:numFmt w:val="decimal"/>
+      <w:lvlText w:val="%1)"/>
+      <w:lvlJc w:val="left"/>
+      <w:pPr>
+        <w:ind w:left="720" w:hanging="360"/>
+      </w:pPr>
+      <w:rPr>
+        <w:rFonts w:hint="default"/>
+      </w:rPr>
+    </w:lvl>
+    <w:lvl w:ilvl="1" w:tplc="04190019" w:tentative="1">
+      <w:start w:val="1"/>
+      <w:numFmt w:val="lowerLetter"/>
+      <w:lvlText w:val="%2."/>
+      <w:lvlJc w:val="left"/>
+      <w:pPr>
+        <w:ind w:left="1440" w:hanging="360"/>
+      </w:pPr>
+    </w:lvl>
+    <w:lvl w:ilvl="2" w:tplc="0419001B" w:tentative="1">
+      <w:start w:val="1"/>
+      <w:numFmt w:val="lowerRoman"/>
+      <w:lvlText w:val="%3."/>
+      <w:lvlJc w:val="right"/>
+      <w:pPr>
+        <w:ind w:left="2160" w:hanging="180"/>
+      </w:pPr>
+    </w:lvl>
+    <w:lvl w:ilvl="3" w:tplc="0419000F" w:tentative="1">
+      <w:start w:val="1"/>
+      <w:numFmt w:val="decimal"/>
+      <w:lvlText w:val="%4."/>
+      <w:lvlJc w:val="left"/>
+      <w:pPr>
+        <w:ind w:left="2880" w:hanging="360"/>
+      </w:pPr>
+    </w:lvl>
+    <w:lvl w:ilvl="4" w:tplc="04190019" w:tentative="1">
+      <w:start w:val="1"/>
+      <w:numFmt w:val="lowerLetter"/>
+      <w:lvlText w:val="%5."/>
+      <w:lvlJc w:val="left"/>
+      <w:pPr>
+        <w:ind w:left="3600" w:hanging="360"/>
+      </w:pPr>
+    </w:lvl>
+    <w:lvl w:ilvl="5" w:tplc="0419001B" w:tentative="1">
+      <w:start w:val="1"/>
+      <w:numFmt w:val="lowerRoman"/>
+      <w:lvlText w:val="%6."/>
+      <w:lvlJc w:val="right"/>
+      <w:pPr>
+        <w:ind w:left="4320" w:hanging="180"/>
+      </w:pPr>
+    </w:lvl>
+    <w:lvl w:ilvl="6" w:tplc="0419000F" w:tentative="1">
+      <w:start w:val="1"/>
+      <w:numFmt w:val="decimal"/>
+      <w:lvlText w:val="%7."/>
+      <w:lvlJc w:val="left"/>
+      <w:pPr>
+        <w:ind w:left="5040" w:hanging="360"/>
+      </w:pPr>
+    </w:lvl>
+    <w:lvl w:ilvl="7" w:tplc="04190019" w:tentative="1">
+      <w:start w:val="1"/>
+      <w:numFmt w:val="lowerLetter"/>
+      <w:lvlText w:val="%8."/>
+      <w:lvlJc w:val="left"/>
+      <w:pPr>
+        <w:ind w:left="5760" w:hanging="360"/>
+      </w:pPr>
+    </w:lvl>
+    <w:lvl w:ilvl="8" w:tplc="0419001B" w:tentative="1">
+      <w:start w:val="1"/>
+      <w:numFmt w:val="lowerRoman"/>
+      <w:lvlText w:val="%9."/>
+      <w:lvlJc w:val="right"/>
+      <w:pPr>
+        <w:ind w:left="6480" w:hanging="180"/>
+      </w:pPr>
+    </w:lvl>
+  </w:abstractNum>
+  <w:abstractNum w:abstractNumId="1" w15:restartNumberingAfterBreak="0">
     <w:nsid w:val="2A897986"/>
     <w:multiLevelType w:val="hybridMultilevel"/>
     <w:tmpl w:val="9386FD72"/>
@@ -772,7 +1697,7 @@
       </w:pPr>
     </w:lvl>
   </w:abstractNum>
-  <w:abstractNum w:abstractNumId="1" w15:restartNumberingAfterBreak="0">
+  <w:abstractNum w:abstractNumId="2" w15:restartNumberingAfterBreak="0">
     <w:nsid w:val="364D6617"/>
     <w:multiLevelType w:val="hybridMultilevel"/>
     <w:tmpl w:val="DF2AF9F6"/>
@@ -861,7 +1786,96 @@
       </w:pPr>
     </w:lvl>
   </w:abstractNum>
-  <w:abstractNum w:abstractNumId="2" w15:restartNumberingAfterBreak="0">
+  <w:abstractNum w:abstractNumId="3" w15:restartNumberingAfterBreak="0">
+    <w:nsid w:val="50506271"/>
+    <w:multiLevelType w:val="hybridMultilevel"/>
+    <w:tmpl w:val="F4E8F1E2"/>
+    <w:lvl w:ilvl="0" w:tplc="04190011">
+      <w:start w:val="1"/>
+      <w:numFmt w:val="decimal"/>
+      <w:lvlText w:val="%1)"/>
+      <w:lvlJc w:val="left"/>
+      <w:pPr>
+        <w:ind w:left="720" w:hanging="360"/>
+      </w:pPr>
+      <w:rPr>
+        <w:rFonts w:hint="default"/>
+      </w:rPr>
+    </w:lvl>
+    <w:lvl w:ilvl="1" w:tplc="04190019" w:tentative="1">
+      <w:start w:val="1"/>
+      <w:numFmt w:val="lowerLetter"/>
+      <w:lvlText w:val="%2."/>
+      <w:lvlJc w:val="left"/>
+      <w:pPr>
+        <w:ind w:left="1440" w:hanging="360"/>
+      </w:pPr>
+    </w:lvl>
+    <w:lvl w:ilvl="2" w:tplc="0419001B" w:tentative="1">
+      <w:start w:val="1"/>
+      <w:numFmt w:val="lowerRoman"/>
+      <w:lvlText w:val="%3."/>
+      <w:lvlJc w:val="right"/>
+      <w:pPr>
+        <w:ind w:left="2160" w:hanging="180"/>
+      </w:pPr>
+    </w:lvl>
+    <w:lvl w:ilvl="3" w:tplc="0419000F" w:tentative="1">
+      <w:start w:val="1"/>
+      <w:numFmt w:val="decimal"/>
+      <w:lvlText w:val="%4."/>
+      <w:lvlJc w:val="left"/>
+      <w:pPr>
+        <w:ind w:left="2880" w:hanging="360"/>
+      </w:pPr>
+    </w:lvl>
+    <w:lvl w:ilvl="4" w:tplc="04190019" w:tentative="1">
+      <w:start w:val="1"/>
+      <w:numFmt w:val="lowerLetter"/>
+      <w:lvlText w:val="%5."/>
+      <w:lvlJc w:val="left"/>
+      <w:pPr>
+        <w:ind w:left="3600" w:hanging="360"/>
+      </w:pPr>
+    </w:lvl>
+    <w:lvl w:ilvl="5" w:tplc="0419001B" w:tentative="1">
+      <w:start w:val="1"/>
+      <w:numFmt w:val="lowerRoman"/>
+      <w:lvlText w:val="%6."/>
+      <w:lvlJc w:val="right"/>
+      <w:pPr>
+        <w:ind w:left="4320" w:hanging="180"/>
+      </w:pPr>
+    </w:lvl>
+    <w:lvl w:ilvl="6" w:tplc="0419000F" w:tentative="1">
+      <w:start w:val="1"/>
+      <w:numFmt w:val="decimal"/>
+      <w:lvlText w:val="%7."/>
+      <w:lvlJc w:val="left"/>
+      <w:pPr>
+        <w:ind w:left="5040" w:hanging="360"/>
+      </w:pPr>
+    </w:lvl>
+    <w:lvl w:ilvl="7" w:tplc="04190019" w:tentative="1">
+      <w:start w:val="1"/>
+      <w:numFmt w:val="lowerLetter"/>
+      <w:lvlText w:val="%8."/>
+      <w:lvlJc w:val="left"/>
+      <w:pPr>
+        <w:ind w:left="5760" w:hanging="360"/>
+      </w:pPr>
+    </w:lvl>
+    <w:lvl w:ilvl="8" w:tplc="0419001B" w:tentative="1">
+      <w:start w:val="1"/>
+      <w:numFmt w:val="lowerRoman"/>
+      <w:lvlText w:val="%9."/>
+      <w:lvlJc w:val="right"/>
+      <w:pPr>
+        <w:ind w:left="6480" w:hanging="180"/>
+      </w:pPr>
+    </w:lvl>
+  </w:abstractNum>
+  <w:abstractNum w:abstractNumId="4" w15:restartNumberingAfterBreak="0">
     <w:nsid w:val="513F2913"/>
     <w:multiLevelType w:val="hybridMultilevel"/>
     <w:tmpl w:val="EAC2C2D8"/>
@@ -950,7 +1964,7 @@
       </w:pPr>
     </w:lvl>
   </w:abstractNum>
-  <w:abstractNum w:abstractNumId="3" w15:restartNumberingAfterBreak="0">
+  <w:abstractNum w:abstractNumId="5" w15:restartNumberingAfterBreak="0">
     <w:nsid w:val="67BA1130"/>
     <w:multiLevelType w:val="hybridMultilevel"/>
     <w:tmpl w:val="C13A80B8"/>
@@ -1039,7 +2053,7 @@
       </w:pPr>
     </w:lvl>
   </w:abstractNum>
-  <w:abstractNum w:abstractNumId="4" w15:restartNumberingAfterBreak="0">
+  <w:abstractNum w:abstractNumId="6" w15:restartNumberingAfterBreak="0">
     <w:nsid w:val="6AFB7920"/>
     <w:multiLevelType w:val="hybridMultilevel"/>
     <w:tmpl w:val="0AB41C84"/>
@@ -1128,26 +2142,32 @@
       </w:pPr>
     </w:lvl>
   </w:abstractNum>
-  <w:num w:numId="1" w16cid:durableId="660738033">
+  <w:num w:numId="1">
+    <w:abstractNumId w:val="2"/>
+  </w:num>
+  <w:num w:numId="2">
+    <w:abstractNumId w:val="6"/>
+  </w:num>
+  <w:num w:numId="3">
+    <w:abstractNumId w:val="4"/>
+  </w:num>
+  <w:num w:numId="4">
+    <w:abstractNumId w:val="5"/>
+  </w:num>
+  <w:num w:numId="5">
     <w:abstractNumId w:val="1"/>
   </w:num>
-  <w:num w:numId="2" w16cid:durableId="580456152">
-    <w:abstractNumId w:val="4"/>
-  </w:num>
-  <w:num w:numId="3" w16cid:durableId="437725345">
-    <w:abstractNumId w:val="2"/>
-  </w:num>
-  <w:num w:numId="4" w16cid:durableId="1576545282">
+  <w:num w:numId="6">
     <w:abstractNumId w:val="3"/>
   </w:num>
-  <w:num w:numId="5" w16cid:durableId="977806759">
+  <w:num w:numId="7">
     <w:abstractNumId w:val="0"/>
   </w:num>
 </w:numbering>
 </file>
 
 <file path=word/styles.xml><?xml version="1.0" encoding="utf-8"?>
-<w:styles xmlns:mc="http://schemas.openxmlformats.org/markup-compatibility/2006" xmlns:r="http://schemas.openxmlformats.org/officeDocument/2006/relationships" xmlns:w="http://schemas.openxmlformats.org/wordprocessingml/2006/main" xmlns:w14="http://schemas.microsoft.com/office/word/2010/wordml" xmlns:w15="http://schemas.microsoft.com/office/word/2012/wordml" xmlns:w16cex="http://schemas.microsoft.com/office/word/2018/wordml/cex" xmlns:w16cid="http://schemas.microsoft.com/office/word/2016/wordml/cid" xmlns:w16="http://schemas.microsoft.com/office/word/2018/wordml" xmlns:w16du="http://schemas.microsoft.com/office/word/2023/wordml/word16du" xmlns:w16sdtdh="http://schemas.microsoft.com/office/word/2020/wordml/sdtdatahash" xmlns:w16sdtfl="http://schemas.microsoft.com/office/word/2024/wordml/sdtformatlock" xmlns:w16se="http://schemas.microsoft.com/office/word/2015/wordml/symex" mc:Ignorable="w14 w15 w16se w16cid w16 w16cex w16sdtdh w16sdtfl w16du">
+<w:styles xmlns:mc="http://schemas.openxmlformats.org/markup-compatibility/2006" xmlns:r="http://schemas.openxmlformats.org/officeDocument/2006/relationships" xmlns:w="http://schemas.openxmlformats.org/wordprocessingml/2006/main" xmlns:w14="http://schemas.microsoft.com/office/word/2010/wordml" xmlns:w15="http://schemas.microsoft.com/office/word/2012/wordml" xmlns:w16se="http://schemas.microsoft.com/office/word/2015/wordml/symex" mc:Ignorable="w14 w15 w16se">
   <w:docDefaults>
     <w:rPrDefault>
       <w:rPr>
@@ -1163,7 +2183,7 @@
       </w:pPr>
     </w:pPrDefault>
   </w:docDefaults>
-  <w:latentStyles w:defLockedState="0" w:defUIPriority="99" w:defSemiHidden="0" w:defUnhideWhenUsed="0" w:defQFormat="0" w:count="376">
+  <w:latentStyles w:defLockedState="0" w:defUIPriority="99" w:defSemiHidden="0" w:defUnhideWhenUsed="0" w:defQFormat="0" w:count="371">
     <w:lsdException w:name="Normal" w:uiPriority="0" w:qFormat="1"/>
     <w:lsdException w:name="heading 1" w:uiPriority="9" w:qFormat="1"/>
     <w:lsdException w:name="heading 2" w:semiHidden="1" w:uiPriority="9" w:unhideWhenUsed="1" w:qFormat="1"/>
@@ -1535,15 +2555,11 @@
     <w:lsdException w:name="List Table 5 Dark Accent 6" w:uiPriority="50"/>
     <w:lsdException w:name="List Table 6 Colorful Accent 6" w:uiPriority="51"/>
     <w:lsdException w:name="List Table 7 Colorful Accent 6" w:uiPriority="52"/>
-    <w:lsdException w:name="Mention" w:semiHidden="1" w:unhideWhenUsed="1"/>
-    <w:lsdException w:name="Smart Hyperlink" w:semiHidden="1" w:unhideWhenUsed="1"/>
-    <w:lsdException w:name="Hashtag" w:semiHidden="1" w:unhideWhenUsed="1"/>
-    <w:lsdException w:name="Unresolved Mention" w:semiHidden="1" w:unhideWhenUsed="1"/>
-    <w:lsdException w:name="Smart Link" w:semiHidden="1" w:unhideWhenUsed="1"/>
   </w:latentStyles>
   <w:style w:type="paragraph" w:default="1" w:styleId="a">
     <w:name w:val="Normal"/>
     <w:qFormat/>
+    <w:rsid w:val="00B301EC"/>
   </w:style>
   <w:style w:type="character" w:default="1" w:styleId="a0">
     <w:name w:val="Default Paragraph Font"/>
@@ -1592,6 +2608,25 @@
     <w:rPr>
       <w:color w:val="808080"/>
     </w:rPr>
+  </w:style>
+  <w:style w:type="table" w:styleId="a5">
+    <w:name w:val="Table Grid"/>
+    <w:basedOn w:val="a1"/>
+    <w:uiPriority w:val="39"/>
+    <w:rsid w:val="00B301EC"/>
+    <w:pPr>
+      <w:spacing w:after="0" w:line="240" w:lineRule="auto"/>
+    </w:pPr>
+    <w:tblPr>
+      <w:tblBorders>
+        <w:top w:val="single" w:sz="4" w:space="0" w:color="auto"/>
+        <w:left w:val="single" w:sz="4" w:space="0" w:color="auto"/>
+        <w:bottom w:val="single" w:sz="4" w:space="0" w:color="auto"/>
+        <w:right w:val="single" w:sz="4" w:space="0" w:color="auto"/>
+        <w:insideH w:val="single" w:sz="4" w:space="0" w:color="auto"/>
+        <w:insideV w:val="single" w:sz="4" w:space="0" w:color="auto"/>
+      </w:tblBorders>
+    </w:tblPr>
   </w:style>
 </w:styles>
 </file>
